--- a/Alice In Chains.docx
+++ b/Alice In Chains.docx
@@ -3917,6 +3917,18 @@
           <w:highlight w:val="none"/>
           <w:lang w:val="ru-RU"/>
         </w:rPr>
+        <w:br/>
+        <w:br/>
+      </w:r>
+      <w:r>
+        <w:rPr>
+          <w:rFonts w:ascii="GOST type B" w:hAnsi="GOST type B" w:eastAsia="GOST type B" w:cs="GOST type B"/>
+          <w:sz w:val="28"/>
+          <w:szCs w:val="28"/>
+          <w:highlight w:val="none"/>
+          <w:lang w:val="en-US"/>
+        </w:rPr>
+        <w:t xml:space="preserve">core</w:t>
       </w:r>
       <w:r>
         <w:rPr>
